--- a/backend/word_templates/自有资金/材料租赁/邀请询比/10.阳光采购平台发布采购结果申请表.docx
+++ b/backend/word_templates/自有资金/材料租赁/邀请询比/10.阳光采购平台发布采购结果申请表.docx
@@ -115,10 +115,19 @@
             <w:r>
               <w:rPr>
                 <w:rFonts w:hint="eastAsia" w:ascii="宋体" w:hAnsi="宋体" w:eastAsia="宋体" w:cs="宋体"/>
+                <w:color w:val="0000FF"/>
                 <w:sz w:val="24"/>
                 <w:lang w:val="en-US" w:eastAsia="zh-CN"/>
               </w:rPr>
-              <w:t>{{caigou_xiangmu_ming}}结果公示</w:t>
+              <w:t>{{caigou_xiangmu_ming}}</w:t>
+            </w:r>
+            <w:r>
+              <w:rPr>
+                <w:rFonts w:hint="eastAsia" w:ascii="宋体" w:hAnsi="宋体" w:eastAsia="宋体" w:cs="宋体"/>
+                <w:sz w:val="24"/>
+                <w:lang w:val="en-US" w:eastAsia="zh-CN"/>
+              </w:rPr>
+              <w:t>结果公示</w:t>
             </w:r>
           </w:p>
         </w:tc>
@@ -188,10 +197,53 @@
             <w:r>
               <w:rPr>
                 <w:rFonts w:hint="eastAsia" w:ascii="宋体" w:hAnsi="宋体" w:eastAsia="宋体" w:cs="宋体"/>
+                <w:color w:val="0000FF"/>
                 <w:sz w:val="24"/>
                 <w:lang w:val="en-US" w:eastAsia="zh-CN"/>
               </w:rPr>
-              <w:t>{{caigou_xiangmu_ming}}，通过{{caigou_fangshi}}方式确定{{rank1}}为中选供应商。</w:t>
+              <w:t>{{caigou_xiangmu_ming}}</w:t>
+            </w:r>
+            <w:r>
+              <w:rPr>
+                <w:rFonts w:hint="eastAsia" w:ascii="宋体" w:hAnsi="宋体" w:eastAsia="宋体" w:cs="宋体"/>
+                <w:sz w:val="24"/>
+                <w:lang w:val="en-US" w:eastAsia="zh-CN"/>
+              </w:rPr>
+              <w:t>，通过</w:t>
+            </w:r>
+            <w:r>
+              <w:rPr>
+                <w:rFonts w:hint="eastAsia" w:ascii="宋体" w:hAnsi="宋体" w:eastAsia="宋体" w:cs="宋体"/>
+                <w:color w:val="0000FF"/>
+                <w:sz w:val="24"/>
+                <w:lang w:val="en-US" w:eastAsia="zh-CN"/>
+              </w:rPr>
+              <w:t>{{caigou_fangshi}}</w:t>
+            </w:r>
+            <w:r>
+              <w:rPr>
+                <w:rFonts w:hint="eastAsia" w:ascii="宋体" w:hAnsi="宋体" w:eastAsia="宋体" w:cs="宋体"/>
+                <w:sz w:val="24"/>
+                <w:lang w:val="en-US" w:eastAsia="zh-CN"/>
+              </w:rPr>
+              <w:t>方式确定</w:t>
+            </w:r>
+            <w:r>
+              <w:rPr>
+                <w:rFonts w:hint="eastAsia" w:ascii="宋体" w:hAnsi="宋体" w:eastAsia="宋体" w:cs="宋体"/>
+                <w:color w:val="0000FF"/>
+                <w:sz w:val="24"/>
+                <w:lang w:val="en-US" w:eastAsia="zh-CN"/>
+              </w:rPr>
+              <w:t>{{rank1}}</w:t>
+            </w:r>
+            <w:r>
+              <w:rPr>
+                <w:rFonts w:hint="eastAsia" w:ascii="宋体" w:hAnsi="宋体" w:eastAsia="宋体" w:cs="宋体"/>
+                <w:sz w:val="24"/>
+                <w:lang w:val="en-US" w:eastAsia="zh-CN"/>
+              </w:rPr>
+              <w:t>为中选供应商。</w:t>
             </w:r>
           </w:p>
         </w:tc>
@@ -768,6 +820,7 @@
       <w:pPr>
         <w:rPr>
           <w:rFonts w:hint="eastAsia" w:ascii="Times New Roman" w:hAnsi="Times New Roman" w:eastAsia="宋体" w:cs="Times New Roman"/>
+          <w:color w:val="0000FF"/>
           <w:sz w:val="30"/>
           <w:szCs w:val="30"/>
           <w:lang w:val="en-US" w:eastAsia="zh-CN"/>
@@ -780,7 +833,17 @@
           <w:szCs w:val="30"/>
           <w:lang w:val="en-US" w:eastAsia="zh-CN"/>
         </w:rPr>
-        <w:t>项目名称：{{caigou_xiangmu_ming}}</w:t>
+        <w:t>项目名称：</w:t>
+      </w:r>
+      <w:r>
+        <w:rPr>
+          <w:rFonts w:hint="eastAsia" w:ascii="Times New Roman" w:hAnsi="Times New Roman" w:eastAsia="宋体" w:cs="Times New Roman"/>
+          <w:color w:val="0000FF"/>
+          <w:sz w:val="30"/>
+          <w:szCs w:val="30"/>
+          <w:lang w:val="en-US" w:eastAsia="zh-CN"/>
+        </w:rPr>
+        <w:t>{{caigou_xiangmu_ming}}</w:t>
       </w:r>
     </w:p>
     <w:p>
@@ -855,7 +918,26 @@
           <w:szCs w:val="30"/>
           <w:lang w:val="en-US" w:eastAsia="zh-CN"/>
         </w:rPr>
-        <w:t>控制价：{{kongzhijia}}元。</w:t>
+        <w:t>控制价：</w:t>
+      </w:r>
+      <w:r>
+        <w:rPr>
+          <w:rFonts w:hint="eastAsia" w:ascii="Times New Roman" w:hAnsi="Times New Roman" w:eastAsia="宋体" w:cs="Times New Roman"/>
+          <w:color w:val="0000FF"/>
+          <w:sz w:val="30"/>
+          <w:szCs w:val="30"/>
+          <w:lang w:val="en-US" w:eastAsia="zh-CN"/>
+        </w:rPr>
+        <w:t>{{kongzhijia}}</w:t>
+      </w:r>
+      <w:r>
+        <w:rPr>
+          <w:rFonts w:hint="eastAsia" w:ascii="Times New Roman" w:hAnsi="Times New Roman" w:eastAsia="宋体" w:cs="Times New Roman"/>
+          <w:sz w:val="30"/>
+          <w:szCs w:val="30"/>
+          <w:lang w:val="en-US" w:eastAsia="zh-CN"/>
+        </w:rPr>
+        <w:t>元。</w:t>
       </w:r>
     </w:p>
     <w:p>
@@ -883,7 +965,17 @@
           <w:szCs w:val="30"/>
           <w:lang w:val="en-US" w:eastAsia="zh-CN"/>
         </w:rPr>
-        <w:t>内容：{{caigou_neirong}}</w:t>
+        <w:t>内容：</w:t>
+      </w:r>
+      <w:r>
+        <w:rPr>
+          <w:rFonts w:hint="eastAsia" w:ascii="Times New Roman" w:hAnsi="Times New Roman" w:eastAsia="宋体" w:cs="Times New Roman"/>
+          <w:color w:val="0000FF"/>
+          <w:sz w:val="30"/>
+          <w:szCs w:val="30"/>
+          <w:lang w:val="en-US" w:eastAsia="zh-CN"/>
+        </w:rPr>
+        <w:t>{{caigou_neirong}}</w:t>
       </w:r>
     </w:p>
     <w:p>
@@ -902,7 +994,26 @@
           <w:szCs w:val="30"/>
           <w:lang w:val="en-US" w:eastAsia="zh-CN"/>
         </w:rPr>
-        <w:t xml:space="preserve">成交金额：{{chengjiao_jine}}元 </w:t>
+        <w:t>成交金额：</w:t>
+      </w:r>
+      <w:r>
+        <w:rPr>
+          <w:rFonts w:hint="eastAsia" w:ascii="Times New Roman" w:hAnsi="Times New Roman" w:eastAsia="宋体" w:cs="Times New Roman"/>
+          <w:color w:val="0000FF"/>
+          <w:sz w:val="30"/>
+          <w:szCs w:val="30"/>
+          <w:lang w:val="en-US" w:eastAsia="zh-CN"/>
+        </w:rPr>
+        <w:t>{{chengjiao_jine}}</w:t>
+      </w:r>
+      <w:r>
+        <w:rPr>
+          <w:rFonts w:hint="eastAsia" w:ascii="Times New Roman" w:hAnsi="Times New Roman" w:eastAsia="宋体" w:cs="Times New Roman"/>
+          <w:sz w:val="30"/>
+          <w:szCs w:val="30"/>
+          <w:lang w:val="en-US" w:eastAsia="zh-CN"/>
+        </w:rPr>
+        <w:t xml:space="preserve">元 </w:t>
       </w:r>
     </w:p>
     <w:p>
@@ -921,19 +1032,20 @@
           <w:szCs w:val="30"/>
           <w:lang w:val="en-US" w:eastAsia="zh-CN"/>
         </w:rPr>
-        <w:t>成交</w:t>
+        <w:t>成交供应商：</w:t>
+      </w:r>
+      <w:r>
+        <w:rPr>
+          <w:rFonts w:hint="eastAsia" w:ascii="Times New Roman" w:hAnsi="Times New Roman" w:eastAsia="宋体" w:cs="Times New Roman"/>
+          <w:color w:val="0000FF"/>
+          <w:sz w:val="30"/>
+          <w:szCs w:val="30"/>
+          <w:lang w:val="en-US" w:eastAsia="zh-CN"/>
+        </w:rPr>
+        <w:t>{{rank1}}</w:t>
       </w:r>
       <w:bookmarkStart w:id="0" w:name="_GoBack"/>
       <w:bookmarkEnd w:id="0"/>
-      <w:r>
-        <w:rPr>
-          <w:rFonts w:hint="eastAsia" w:ascii="Times New Roman" w:hAnsi="Times New Roman" w:eastAsia="宋体" w:cs="Times New Roman"/>
-          <w:sz w:val="30"/>
-          <w:szCs w:val="30"/>
-          <w:lang w:val="en-US" w:eastAsia="zh-CN"/>
-        </w:rPr>
-        <w:t>供应商：{{rank1}}</w:t>
-      </w:r>
     </w:p>
     <w:sectPr>
       <w:pgSz w:w="11906" w:h="16838"/>
